--- a/Docs/SecurityDocs/AD12-LETTER OF UNDERTAKING NOT TO ALIENATE HYPOTHECATED GOODS.docx
+++ b/Docs/SecurityDocs/AD12-LETTER OF UNDERTAKING NOT TO ALIENATE HYPOTHECATED GOODS.docx
@@ -24,7 +24,17 @@
         <w:jc w:val="right"/>
       </w:pPr>
       <w:r>
-        <w:t xml:space="preserve">Place: {{PLACE}} </w:t>
+        <w:t xml:space="preserve">Place: </w:t>
+      </w:r>
+      <w:r>
+        <w:rPr>
+          <w:b/>
+          <w:bCs/>
+        </w:rPr>
+        <w:t>{{PLACE}}</w:t>
+      </w:r>
+      <w:r>
+        <w:t xml:space="preserve"> </w:t>
       </w:r>
     </w:p>
     <w:p>
@@ -32,7 +42,17 @@
         <w:jc w:val="right"/>
       </w:pPr>
       <w:r>
-        <w:t xml:space="preserve">Date: {{DATE}} </w:t>
+        <w:t xml:space="preserve">Date: </w:t>
+      </w:r>
+      <w:r>
+        <w:rPr>
+          <w:b/>
+          <w:bCs/>
+        </w:rPr>
+        <w:t>{{DATE}}</w:t>
+      </w:r>
+      <w:r>
+        <w:t xml:space="preserve"> </w:t>
       </w:r>
     </w:p>
     <w:p>
@@ -47,7 +67,14 @@
     </w:p>
     <w:p>
       <w:r>
-        <w:t xml:space="preserve">{{BRANCH_NAME}} Branch </w:t>
+        <w:rPr>
+          <w:b/>
+          <w:bCs/>
+        </w:rPr>
+        <w:t>{{BRANCH_NAME}}</w:t>
+      </w:r>
+      <w:r>
+        <w:t xml:space="preserve"> Branch </w:t>
       </w:r>
     </w:p>
     <w:p/>
@@ -75,6 +102,10 @@
         <w:t xml:space="preserve"> facility to the extent of Rs </w:t>
       </w:r>
       <w:r>
+        <w:rPr>
+          <w:b/>
+          <w:bCs/>
+        </w:rPr>
         <w:t>{{LOAN_AMOUNT_FIGURE}}</w:t>
       </w:r>
       <w:r>
@@ -84,18 +115,23 @@
         <w:t xml:space="preserve">(Rupees </w:t>
       </w:r>
       <w:r>
+        <w:rPr>
+          <w:b/>
+          <w:bCs/>
+        </w:rPr>
         <w:t>{{LOAN_AMOUNT_WORDS}}</w:t>
       </w:r>
       <w:r>
-        <w:t>)</w:t>
-      </w:r>
-      <w:r>
         <w:t xml:space="preserve"> </w:t>
       </w:r>
       <w:r>
         <w:t xml:space="preserve">we have executed the hypothecation agreement dated </w:t>
       </w:r>
       <w:r>
+        <w:rPr>
+          <w:b/>
+          <w:bCs/>
+        </w:rPr>
         <w:t>{{HYPOTHECATION_AGREEMENT_DATE}}</w:t>
       </w:r>
       <w:r>
@@ -111,10 +147,11 @@
         <w:t xml:space="preserve">We, hereby, declare that the said machinery/stocks are the absolute property of the firm / company and in which no other person has any right, title or interest or any lien or charge thereon. We undertake that till such time as our liability to the Bank is outstanding, we will not create any charge in any manner whatsoever so as to prejudice the security created in your favour under the aforesaid hypothecation agreement dated </w:t>
       </w:r>
       <w:r>
-        <w:t>{{HYPOTHECATION_AGREEMENT_DATE}}</w:t>
-      </w:r>
-      <w:r>
-        <w:t>.</w:t>
+        <w:rPr>
+          <w:b/>
+          <w:bCs/>
+        </w:rPr>
+        <w:t>{{HYPOTHECATION_AGREEMENT_DATE}}.</w:t>
       </w:r>
     </w:p>
     <w:p>
@@ -156,8 +193,16 @@
     <w:p>
       <w:pPr>
         <w:ind w:left="2160" w:firstLine="720"/>
-      </w:pPr>
-      <w:r>
+        <w:rPr>
+          <w:b/>
+          <w:bCs/>
+        </w:rPr>
+      </w:pPr>
+      <w:r>
+        <w:rPr>
+          <w:b/>
+          <w:bCs/>
+        </w:rPr>
         <w:t xml:space="preserve">{{BORROWER_NAME}} </w:t>
       </w:r>
     </w:p>
